--- a/docs/project-plan.docx
+++ b/docs/project-plan.docx
@@ -459,8 +459,6 @@
         </w:drawing>
       </w:r>
     </w:p>
-    <w:p/>
-    <w:p/>
     <w:p>
       <w:r>
         <w:t>Hardware design:</w:t>
@@ -674,7 +672,15 @@
         </w:numPr>
       </w:pPr>
       <w:r>
-        <w:t>Wireless updates via WiFi (OTA or server sync for new songs)</w:t>
+        <w:t xml:space="preserve">Wireless updates via </w:t>
+      </w:r>
+      <w:proofErr w:type="spellStart"/>
+      <w:r>
+        <w:t>WiFi</w:t>
+      </w:r>
+      <w:proofErr w:type="spellEnd"/>
+      <w:r>
+        <w:t xml:space="preserve"> (OTA or server sync for new songs)</w:t>
       </w:r>
     </w:p>
     <w:p>
